--- a/manuscript/manuscript.docx
+++ b/manuscript/manuscript.docx
@@ -455,7 +455,255 @@
     </w:p>
     <w:p>
       <w:pPr>
-        <w:pStyle w:val="BodyText"/>
+        <w:pStyle w:val="SourceCode"/>
+      </w:pPr>
+      <w:r>
+        <w:rPr>
+          <w:rStyle w:val="VerbatimChar"/>
+        </w:rPr>
+        <w:t xml:space="preserve">Figure 1: Pipeline Architecture of Robust-Lit-Review</w:t>
+      </w:r>
+      <w:r>
+        <w:br/>
+      </w:r>
+      <w:r>
+        <w:br/>
+      </w:r>
+      <w:r>
+        <w:rPr>
+          <w:rStyle w:val="VerbatimChar"/>
+        </w:rPr>
+        <w:t xml:space="preserve">Topic Input</w:t>
+      </w:r>
+      <w:r>
+        <w:br/>
+      </w:r>
+      <w:r>
+        <w:rPr>
+          <w:rStyle w:val="VerbatimChar"/>
+        </w:rPr>
+        <w:t xml:space="preserve">    |</w:t>
+      </w:r>
+      <w:r>
+        <w:br/>
+      </w:r>
+      <w:r>
+        <w:rPr>
+          <w:rStyle w:val="VerbatimChar"/>
+        </w:rPr>
+        <w:t xml:space="preserve">    +---&gt; [Scopus API] --+</w:t>
+      </w:r>
+      <w:r>
+        <w:br/>
+      </w:r>
+      <w:r>
+        <w:rPr>
+          <w:rStyle w:val="VerbatimChar"/>
+        </w:rPr>
+        <w:t xml:space="preserve">    +---&gt; [PubMed API] --+--&gt; Deduplicate + Quality Filter (Scimago/OpenAlex Q1)</w:t>
+      </w:r>
+      <w:r>
+        <w:br/>
+      </w:r>
+      <w:r>
+        <w:rPr>
+          <w:rStyle w:val="VerbatimChar"/>
+        </w:rPr>
+        <w:t xml:space="preserve">    +---&gt; [Embase API] --+         |</w:t>
+      </w:r>
+      <w:r>
+        <w:br/>
+      </w:r>
+      <w:r>
+        <w:rPr>
+          <w:rStyle w:val="VerbatimChar"/>
+        </w:rPr>
+        <w:t xml:space="preserve">                               DOI Validation + Abstract Fetch (doi.org + PubMed)</w:t>
+      </w:r>
+      <w:r>
+        <w:br/>
+      </w:r>
+      <w:r>
+        <w:rPr>
+          <w:rStyle w:val="VerbatimChar"/>
+        </w:rPr>
+        <w:t xml:space="preserve">                                       |</w:t>
+      </w:r>
+      <w:r>
+        <w:br/>
+      </w:r>
+      <w:r>
+        <w:rPr>
+          <w:rStyle w:val="VerbatimChar"/>
+        </w:rPr>
+        <w:t xml:space="preserve">                               Haiku Extraction (5 subagents -&gt; JSON)</w:t>
+      </w:r>
+      <w:r>
+        <w:br/>
+      </w:r>
+      <w:r>
+        <w:rPr>
+          <w:rStyle w:val="VerbatimChar"/>
+        </w:rPr>
+        <w:t xml:space="preserve">                                       |</w:t>
+      </w:r>
+      <w:r>
+        <w:br/>
+      </w:r>
+      <w:r>
+        <w:rPr>
+          <w:rStyle w:val="VerbatimChar"/>
+        </w:rPr>
+        <w:t xml:space="preserve">                               Balanced Selection (16 subtopics, 50 articles)</w:t>
+      </w:r>
+      <w:r>
+        <w:br/>
+      </w:r>
+      <w:r>
+        <w:rPr>
+          <w:rStyle w:val="VerbatimChar"/>
+        </w:rPr>
+        <w:t xml:space="preserve">                                       |                      [HITL CP1-9]</w:t>
+      </w:r>
+      <w:r>
+        <w:br/>
+      </w:r>
+      <w:r>
+        <w:rPr>
+          <w:rStyle w:val="VerbatimChar"/>
+        </w:rPr>
+        <w:t xml:space="preserve">    +------------------------------------------------------------------+</w:t>
+      </w:r>
+      <w:r>
+        <w:br/>
+      </w:r>
+      <w:r>
+        <w:rPr>
+          <w:rStyle w:val="VerbatimChar"/>
+        </w:rPr>
+        <w:t xml:space="preserve">    | Modular Parallel Writing (8 Agents)                              |</w:t>
+      </w:r>
+      <w:r>
+        <w:br/>
+      </w:r>
+      <w:r>
+        <w:rPr>
+          <w:rStyle w:val="VerbatimChar"/>
+        </w:rPr>
+        <w:t xml:space="preserve">    | Abstract | Intro | Methods | Results | Treatment | Discussion    |</w:t>
+      </w:r>
+      <w:r>
+        <w:br/>
+      </w:r>
+      <w:r>
+        <w:rPr>
+          <w:rStyle w:val="VerbatimChar"/>
+        </w:rPr>
+        <w:t xml:space="preserve">    | Quarto {{&lt; include &gt;}} assembly                                  |</w:t>
+      </w:r>
+      <w:r>
+        <w:br/>
+      </w:r>
+      <w:r>
+        <w:rPr>
+          <w:rStyle w:val="VerbatimChar"/>
+        </w:rPr>
+        <w:t xml:space="preserve">    +------------------------------------------------------------------+</w:t>
+      </w:r>
+      <w:r>
+        <w:br/>
+      </w:r>
+      <w:r>
+        <w:rPr>
+          <w:rStyle w:val="VerbatimChar"/>
+        </w:rPr>
+        <w:t xml:space="preserve">                                       |</w:t>
+      </w:r>
+      <w:r>
+        <w:br/>
+      </w:r>
+      <w:r>
+        <w:rPr>
+          <w:rStyle w:val="VerbatimChar"/>
+        </w:rPr>
+        <w:t xml:space="preserve">                               PRISMA 2020 Self-Audit (27 items)</w:t>
+      </w:r>
+      <w:r>
+        <w:br/>
+      </w:r>
+      <w:r>
+        <w:rPr>
+          <w:rStyle w:val="VerbatimChar"/>
+        </w:rPr>
+        <w:t xml:space="preserve">                                    /        \</w:t>
+      </w:r>
+      <w:r>
+        <w:br/>
+      </w:r>
+      <w:r>
+        <w:rPr>
+          <w:rStyle w:val="VerbatimChar"/>
+        </w:rPr>
+        <w:t xml:space="preserve">                              [pass]         [fail/partial]</w:t>
+      </w:r>
+      <w:r>
+        <w:br/>
+      </w:r>
+      <w:r>
+        <w:rPr>
+          <w:rStyle w:val="VerbatimChar"/>
+        </w:rPr>
+        <w:t xml:space="preserve">                                |                 |</w:t>
+      </w:r>
+      <w:r>
+        <w:br/>
+      </w:r>
+      <w:r>
+        <w:rPr>
+          <w:rStyle w:val="VerbatimChar"/>
+        </w:rPr>
+        <w:t xml:space="preserve">                                |          Repair Agent --&gt; re-audit</w:t>
+      </w:r>
+      <w:r>
+        <w:br/>
+      </w:r>
+      <w:r>
+        <w:rPr>
+          <w:rStyle w:val="VerbatimChar"/>
+        </w:rPr>
+        <w:t xml:space="preserve">                                |</w:t>
+      </w:r>
+      <w:r>
+        <w:br/>
+      </w:r>
+      <w:r>
+        <w:rPr>
+          <w:rStyle w:val="VerbatimChar"/>
+        </w:rPr>
+        <w:t xml:space="preserve">                          Quarto Render (PDF + DOCX)</w:t>
+      </w:r>
+      <w:r>
+        <w:br/>
+      </w:r>
+      <w:r>
+        <w:rPr>
+          <w:rStyle w:val="VerbatimChar"/>
+        </w:rPr>
+        <w:t xml:space="preserve">                            /       |        \</w:t>
+      </w:r>
+      <w:r>
+        <w:br/>
+      </w:r>
+      <w:r>
+        <w:rPr>
+          <w:rStyle w:val="VerbatimChar"/>
+        </w:rPr>
+        <w:t xml:space="preserve">                     Cover Letter   BibTeX   GitHub Release</w:t>
+      </w:r>
+    </w:p>
+    <w:p>
+      <w:pPr>
+        <w:pStyle w:val="FirstParagraph"/>
       </w:pPr>
       <w:r>
         <w:t xml:space="preserve">The pipeline operates in two modes. In</w:t>
